--- a/LP-CompTIA Certified Server Plus Training.docx
+++ b/LP-CompTIA Certified Server Plus Training.docx
@@ -179,7 +179,7 @@
           <w:color w:val="1F6FEB"/>
           <w:sz w:val="24"/>
         </w:rPr>
-        <w:t>Version 4.0</w:t>
+        <w:t>Version 4.1</w:t>
       </w:r>
     </w:p>
     <w:p>
@@ -381,6 +381,64 @@
                 <w:sz w:val="19"/>
               </w:rPr>
               <w:t>Rebuilt courseware from the single-source pipeline: 3-day lesson plan aligned to the 33 hands-on Killercoda labs across the four SK0-005 exam domains.</w:t>
+            </w:r>
+          </w:p>
+        </w:tc>
+        <w:tc>
+          <w:tcPr>
+            <w:tcW w:type="dxa" w:w="2160"/>
+          </w:tcPr>
+          <w:p>
+            <w:r/>
+            <w:r>
+              <w:rPr>
+                <w:sz w:val="19"/>
+              </w:rPr>
+              <w:t>Dr Alfred Ang</w:t>
+            </w:r>
+          </w:p>
+        </w:tc>
+      </w:tr>
+      <w:tr>
+        <w:tc>
+          <w:tcPr>
+            <w:tcW w:type="dxa" w:w="2160"/>
+          </w:tcPr>
+          <w:p>
+            <w:r/>
+            <w:r>
+              <w:rPr>
+                <w:sz w:val="19"/>
+              </w:rPr>
+              <w:t>4.1</w:t>
+            </w:r>
+          </w:p>
+        </w:tc>
+        <w:tc>
+          <w:tcPr>
+            <w:tcW w:type="dxa" w:w="2160"/>
+          </w:tcPr>
+          <w:p>
+            <w:r/>
+            <w:r>
+              <w:rPr>
+                <w:sz w:val="19"/>
+              </w:rPr>
+              <w:t>19 August 2026</w:t>
+            </w:r>
+          </w:p>
+        </w:tc>
+        <w:tc>
+          <w:tcPr>
+            <w:tcW w:type="dxa" w:w="2160"/>
+          </w:tcPr>
+          <w:p>
+            <w:r/>
+            <w:r>
+              <w:rPr>
+                <w:sz w:val="19"/>
+              </w:rPr>
+              <w:t>Added Linux/Kubernetes/Docker lab environments and per-lab asset folders (guidelines/cheatsheet/worksheet PDFs, CSV+Excel data, scripts and container/Kubernetes YAML).</w:t>
             </w:r>
           </w:p>
         </w:tc>
